--- a/swh/docx/05.content.docx
+++ b/swh/docx/05.content.docx
@@ -11,6 +11,15 @@
         <w:pStyle w:val="Heading2"/>
       </w:pPr>
       <w:r>
+        <w:t>Resource: Maelezo ya Masomo (Tyndale)</w:t>
+      </w:r>
+      <w:r/>
+    </w:p>
+    <w:p>
+      <w:pPr>
+        <w:pStyle w:val="Heading2"/>
+      </w:pPr>
+      <w:r>
         <w:t>License Information</w:t>
       </w:r>
       <w:r/>
@@ -21,7 +30,7 @@
         <w:rPr>
           <w:b/>
         </w:rPr>
-        <w:t>Study Notes (Tyndale)</w:t>
+        <w:t>Maelezo ya Masomo (Tyndale)</w:t>
       </w:r>
       <w:r>
         <w:t xml:space="preserve"> (Swahili) is based on</w:t>
@@ -74,7 +83,7 @@
         <w:pStyle w:val="Heading1"/>
       </w:pPr>
       <w:r>
-        <w:t>Study Notes (Tyndale)</w:t>
+        <w:t>Maelezo ya Masomo (Tyndale)</w:t>
       </w:r>
     </w:p>
     <w:p>
@@ -83,6 +92,51 @@
           <w:headerReference w:type="even" r:id="rId8"/>
           <w:headerReference w:type="default" r:id="rId9"/>
           <w:footerReference w:type="default" r:id="rId10"/>
+          <w:footnotePr>
+            <w:numRestart w:val="eachSect"/>
+          </w:footnotePr>
+          <w:type w:val="continuous"/>
+          <w:pgSz w:w="12240" w:h="15840" w:code="1"/>
+          <w:pgMar w:top="1440" w:right="1440" w:bottom="1440" w:left="1440" w:header="504" w:footer="504" w:gutter="0"/>
+          <w:cols w:space="708"/>
+          <w:titlePg/>
+          <w:docGrid w:linePitch="360"/>
+        </w:sectPr>
+      </w:pPr>
+    </w:p>
+    <w:p>
+      <w:r/>
+    </w:p>
+    <w:p>
+      <w:pPr>
+        <w:pStyle w:val="Heading2"/>
+      </w:pPr>
+      <w:r>
+        <w:t>DEU</w:t>
+      </w:r>
+      <w:r/>
+    </w:p>
+    <w:p>
+      <w:r/>
+      <w:r>
+        <w:rPr>
+          <w:i/>
+        </w:rPr>
+        <w:t>Kumbukumbu la Torati 1:1, Kumbukumbu la Torati 1:1–5, Kumbukumbu la Torati 1:2, Kumbukumbu la Torati 1:4, Kumbukumbu la Torati, Kumbukumbu la Torati 1:7, Kumbukumbu la Torati 1:8, Kumbukumbu la Torati :9–18, Kumbukumbu la Torati 1:10, Kumbukumbu la Torati 1:13, Kumbukumbu la Torati 1:15, Kumbukumbu la Torati 1:16–17, Kumbukumbu la Torati 1:19, Kumbukumbu la Torati 1:19–25, Kumbukumbu la Torati 1:24–25, Kumbukumbu la Torati, Kumbukumbu la Torati 1:28, Kumbukumbu la Torati 1:30, Kumbukumbu la Torati 1:31, Kumbukumbu la Torati 1:33, Kumbukumbu la Torati 1:36, Kumbukumbu la Torati 1:37, Kumbukumbu la Torati 1:44, Kumbukumbu la Torati 2:1, Kumbukumbu la Torati 2:2–25, Kumbukumbu la Torati 2:5, Kumbukumbu la Torati 2:8, Kumbukumbu la Torati 2:9, Kumbukumbu la Torati 2:10, Kumbukumbu la Torati 2:11, Kumbukumbu la Torati 2:12, Kumbukumbu la Torati 2:13, Kumbukumbu la Torati 2:19, Kumbukumbu la Torati 2:20–21, Kumbukumbu la Torati 2:23, Kumbukumbu la Torati 2:24, Kumbukumbu la Torati 2:26, Kumbukumbu la Torati 2:26–37, Kumbukumbu la Torati 2:30, Kumbukumbu la Torati 2:34, Kumbukumbu la Torati 2:36, Kumbukumbu ya Torati 2:37, Kumbukumbu la Torati 3:1–11, Kumbukumbu la Torati 3:4, Kumbukumbu la Torati 3:8, Kumbukumbu la Torati 3:9, Kumbukumbu la Torati 3:11, Kumbukumbu la Torati 3:12, Kumbukumbu la Torati 3:12–20, Kumbukumbu la Torati 3:13, Kumbukumbu la Torati 3:14, Kumbukumbu la Torati 3:15, Kumbukumbu la Torati 3:17, Kumbukumbu la Torati 3:21, Kumbukumbu la Torati 3:21–29, Kumbukumbu la Torati 3:24, Kumbukumbu la Torati 3:29, Kumbukumbu la Torati 4:1, Kumbukumbu la Torati 4:1–40, Kumbukumbu la Torati 4:3, Kumbukumbu la Torati 4:6, Kumbukumbu la Torati 4:8, Kumbukumbu la Torati 4:11, Kumbukumbu la Torati 4:13, Kumbukumbu la Torati 4:15, Kumbukumbu la Torati 4:16, Kumbukumbu la Torati 4:19, Kumbukumbu la Torati 4:20, Kumbukumbu la Torati 4:24, Kumbukumbu la Torati 4:26, Kumbukumbu la Torati 4:27, Kumbukumbu la Torati 4:30, Kumbukumbu la Torati 4:34, Kumbukumbu la Torati 4:36, Kumbukumbu la Torati 4:39, Kumbukumbu la Torati 4:40, Kumbukumbu la Torati 4:41–43, Kumbukumbu la Torati 4:41–49, Kumbukumbu la Torati 4:43, Kumbukumbu la Torati 4:44, Kumbukumbu la Torati 4:48, Kumbukumbu la Torati 4:49, Kumbukumbu la Torati 5:1, Kumbukumbu la Torati 5:1–32, Kumbukumbu la Torati 5:1–26.19, Kumbukumbu la Torati 5:9, Kumbukumbu la Torati 5:10, Kumbukumbu la Torati 5:11, Kumbukumbu la Torati 5:12, Deuteronomy 5:15, Kumbukumbu la Torati 5:16, Kumbukumbu la Torati 5:16–20, Usiue., Kumbukumbu la Torati 5:18, Kumbukumbu la Torati 5:21, Kumbukumbu la Torati 5:33, Deuteronomi 6:1, Kumbukumbu la Torati 6:1–25, Kumbukumbu la Torati 6:2, Kumbukumbu la Torati 6:3, Kumbukumbu la Torati 6:4, Kumbukumbu la Torati 6:4–5, Kumbukumbu la Torati 6:5, Kumbukumbu la Torati 6:7, Kumbukumbu la Torati 6:8, Kumbukumbu la Torati 6:9, Kumbukumbu la Torati 6:13, Kumbukumbu la Torati 6:16, Kumbukumbu la Torati 6:21, Kumbukumbu la Torati 6:22, Kumbukumbu la Torati 6:25, Kumbukumbu la Torati 7:1, Kumbukumbu la Torati 7:1–26, Kumbukumbu la Torati 7:5, Kumbukumbu la Torati 7:6, Kumbukumbu la Torati 7:9, Kumbukumbu la Torati 7:12, Kumbukumbu la Torati 7:15, Kumbukumbu la Torati 7:19, Kumbukumbu la Torati 7:20, Kumbukumbu la Torati 7:21, Kumbukumbu la Torati 7:24, Kumbukumbu la Torati 7:25–26, Kumbukumbu la Torati 7:26, Kumbukumbu la Torati 8:1–20, Kumbukumbu la Torati 8:2, Kumbukumbu la Torati 8:3, Kumbukumbu la Torati 8:9, Kumbukumbu la Torati 8:15, Kumbukumbu la Torati 8:18, Kumbukumbu la Torati 9:1, Kumbukumbu la Torati 9:3, Kumbukumbu la Torati 9:5, Kumbukumbu la Torati 9:6, Kumbukumbu la Torati 9:9, Kumbukumbu la Torati 9:10, Kumbukumbu la Torati 9:12, Kumbukumbu la Torati 9:14, Kumbukumbu la Torati 9:16, Kumbukumbu la Torati 9:22, Kumbukumbu la Torati 9:23, Kumbukumbu la Torati 9:26, Kumbukumbu la Torati 9:27, Kumbukumbu la Torati 10:1, Kumbukumbu la Torati 10:3, Kumbukumbu la Torati 10:5, Kumbukumbu la Torati 10:12–13, Kumbukumbu la Torati 10:16, Kumbukumbu la Torati 10:17, Kumbukumbu la Torati 10:18, Kumbukumbu la Torati 11:4, Kumbukumbu la Torati 11:6, Kumbukumbu la Torati 11:8–32, Kumbukumbu la Torati 11:12, Kumbukumbu la Torati 11:24, Kumbukumbu la Torati 11:26, Kumbukumbu la Torati 11:29, Kumbukumbu la Torati 11:30, Kumbukumbu la Torati 12:1–26.15, Kumbukumbu la Torati 12:2, Kumbukumbu la Torati 12:3, Kumbukumbu la Torati 12:5, Kumbukumbu la Torati 12:6, Kumbukumbu la Torati 12:8, Kumbukumbu la Torati 12:12, Kumbukumbu la Torati 12:15, Kumbukumbu la Torati 12:16, Kumbukumbu la Torati 12:18, Kumbukumbu la Torati 12:21, Kumbukumbu la Torati 12:23, Kumbukumbu la Torati 12:27, Kumbukumbu la Torati 12:31, Kumbukumbu la Torati 13:1, Kumbukumbu la Torati 13:1–18, Kumbukumbu la Torati 13:5, Kumbukumbu la Torati 13:6, Kumbukumbu la Torati 13:9, Kumbukumbu la Torati 13:13, Kumbukumbu la Torati 13:14, Kumbukumbu la Torati 13:16, Kumbukumbu la Torati 14:1, Kumbukumbu la Torati 14:1–21, Kumbukumbu la Torati 14:2, Kumbukumbu la Torati 14:6, Kumbukumbu la Torati 14:7, Kumbukumbu la Torati 14:8, Kumbukumbu la Torati 14:11–18, Kumbukumbu la Torati 14:19–20, Kumbukumbu la Torati 14:21, Kumbukumbu la Torati 14:22–27, Kumbukumbu la Torati 14:23, Kumbukumbu la Torati 14:26, Kumbukumbu la Torati 14:27, Kumbukumbu la Torati 14:28, Deuteronomi 15:1, Kumbukumbu la Torati 15:1–23, Kumbukumbu la Torati 15:2, Kumbukumbu la Torati 15:4, Kumbukumbu la Torati 15:6, Kumbukumbu la Torati 15:11, Kumbukumbu la Torati 15:12, Kumbukumbu la Torati 15:16, Kumbukumbu la Torati 15:17, Kumbukumbu la Torati 15:18, Kumbukumbu la Torati 15:19, Kumbukumbu la Torati 15:21, Kumbukumbu la Torati 15:23, Kumbukumbu la Torati 16:1–8, Kumbukumbu la Torati 16:2, Kumbukumbu la Torati 16:3, Kumbukumbu la Torati 16:10, Kumbukumbu la Torati 16:13–17, Kumbukumbu la Torati 16:16, Kumbukumbu la Torati 16:18, Kumbukumbu la Torati 16:18–17:13, Kumbukumbu la Torati 16:19, Kumbukumbu la Torati 16:21–22, Kumbukumbu la Torati 17:1, Kumbukumbu la Torati 17:3, Kumbukumbu la Torati 17:4, Kumbukumbu la Torati 17:5, Kumbukumbu la Torati 17:7, Kumbukumbu la Torati 17:8, Kumbukumbu la Torati 17:9, Kumbukumbu la Torati 17:11, Kumbukumbu la Torati 17:12, Kumbukumbu la Torati 17:15, Kumbukumbu la Torati 17:16, Kumbukumbu la Torati 17:17, Kumbukumbu la Torati 17:18, Kumbukumbu la Torati 18:1, Kumbukumbu la Torati 18:2, Kumbukumbu la Torati 18:3, Kumbukumbu la Torati 18:8, Kumbukumbu la Torati 18:10, Kumbukumbu la Torati 18:11, Kumbukumbu la Torati 18:15, Kumbukumbu la Torati 18:18, Kumbukumbu la Torati 18:19, Kumbukumbu la Torati 18:22, Kumbukumbu la Torati, Kumbukumbu la Torati 19:2, Kumbukumbu la Torati 19:4, Kumbukumbu la Torati 19:6, Kumbukumbu la Torati 19:9, Kumbukumbu la Torati 19:11, Kumbukumbu la Torati 19:13, Kumbukumbu la Torati 19:15, Kumbukumbu la Torati 19:21, Kumbukumbu la Torati 20:4, Kumbukumbu la Torati 20:7, Kumbukumbu la Torati 20:10–15, Kumbukumbu la Torati 20:11, Kumbukumbu la Torati 20:15, Kumbukumbu la Torati 20:19, Kumbukumbu la Torati 20:20, Kumbukumbu la Torati 21:1, Kumbukumbu la Torati 21:1–9, Kumbukumbu la Torati 21:3–8, Kumbukumbu la Torati 21:4, Kumbukumbu la Torati 21:6, Kumbukumbu la Torati 21:12, Kumbukumbu la Torati 21:13, Kumbukumbu la Torati 21:14, Kumbukumbu la Torati 21:15–17, Kumbukumbu la Torati 21:20, Kumbukumbu la Torati 21:22, Deuteronomy 21:23, Kumbukumbu la Torati 22:1, Kumbukumbu la Torati 22:5, Kumbukumbu la Torati 22:9, Kumbukumbu la Torati 22:10, Kumbukumbu la Torati 22:11, Kumbukumbu la Torati 22:12, Kumbukumbu la Torati 22:14, Kumbukumbu la Torati 22:15, Kumbukumbu la Torati 22:17, Kumbukumbu la Torati 22:19, Kumbukumbu la Torati 22:21, Kumbukumbu la Torati 22:24, Kumbukumbu la Torati 22:29, Kumbukumbu la Torati 22:30, Kumbukumbu la Torati 23:1, Kumbukumbu la Torati 23:3, Kumbukumbu la Torati 23:4, Kumbukumbu la Torati 23:7, Kumbukumbu la Torati 23:8, Kumbukumbu la Torati 23:10, Kumbukumbu la Torati 23:12, Kumbukumbu la Torati 23:13, Kumbukumbu la Torati 23:14, Kumbukumbu la Torati 23:17, Kumbukumbu la Torati 23:18, Kumbukumbu la Torati 23:19–20, Kumbukumbu la Torati 23:24, Kumbukumbu la Torati 24:1, Kumbukumbu la Torati 24:4, Kumbukumbu la Torati 24:6, Kumbukumbu la Torati 24:8, Kumbukumbu la Torati 24:11, Kumbukumbu la Torati 24:13, Kumbukumbu la Torati 24:17, Kumbukumbu la Torati 25:3, Kumbukumbu la Torati 25:4, Kumbukumbu la Torati 25:5, Kumbukumbu la Torati 25:9, Kumbukumbu la Torati 25:10, Kumbukumbu la Torati 25:11–12, Kumbukumbu la Torati 25:13–14, Kumbukumbu la Torati 25:17, Kumbukumbu la Torati 25:19, Kumbukumbu la Torati 26:1–15, Kumbukumbu la Torati 26:5, Kumbukumbu la Torati 26:11, Deuteronomy 26:12, Kumbukumbu la Torati 26:13, Kumbukumbu la Torati 26:14, Kumbukumbu la Torati 26:16, Kumbukumbu la Torati 26:16–19, Kumbukumbu la Torati 27:3, Kumbukumbu la Torati 27:4, Kumbukumbu la Torati 27:5, Kumbukumbu la Torati 27:7, Kumbukumbu la Torati 27:9, Kumbukumbu la Torati, Kumbukumbu la Torati 27:13, Kumbukumbu la Torati 27:14, Kumbukumbu la Torati 27:15, Kumbukumbu la Torati 27:16, Kumbukumbu la Torati 27:17, Kumbukumbu la Torati 27:18, Kumbukumbu la Torati 27:19, Kumbukumbu la Torati 27:20, Kumbukumbu la Torati 27:22, Kumbukumbu la Torati, Kumbukumbu la Torati 28:5, Kumbukumbu la Torati 28:7, Kumbukumbu la Torati 28:10, Kumbukumbu la Torati 28:12, Kumbukumbu la Torati 28:13, Kumbukumbu la Torati 28:17, Kumbukumbu la Torati 28:21, Kumbukumbu la Torati 28:22, Kumbukumbu la Torati 28:23, Kumbukumbu la Torati 28:24, Kumbukumbu la Torati 28:25, Kumbukumbu la Torati 28:27, Kumbukumbu la Torati 28:36, Kumbukumbu la Torati 28:43, Kumbukumbu la Torati 28:44, Kumbukumbu la Torati 28:46, Kumbukumbu la Torati 28:48, Kumbukumbu la Torati 28:49, Kumbukumbu la Torati 28:50, Kumbukumbu la Torati 28:54, Kumbukumbu la Torati 28:56, Kumbukumbu la Torati, Kumbukumbu la Torati 28:58, Kumbukumbu la Torati 28:60, Kumbukumbu la Torati 28:64, Kumbukumbu la Torati 28:68, Kumbukumbu la Torati 29:1, Kumbukumbu la Torati 29:2–30:20, Kumbukumbu la Torati 29:6, Kumbukumbu la Torati 29:7, Kumbukumbu la Torati 29:8, Kumbukumbu la Torati 29:11, Kumbukumbu la Torati 29:12, Kumbukumbu la Torati 29:15, Kumbukumbu la Torati 29:17, Kumbukumbu la Torati 29:18, Kumbukumbu la Torati 29:19, Kumbukumbu la Torati 29:20, Kumbukumbu la Torati 29:21, Kumbukumbu la Torati 29:23, Kumbukumbu la Torati 29:25–28, Kumbukumbu la Torati 29:27, Kumbukumbu la Torati 29:29, Kumbukumbu la Torati 30:1, Kumbukumbu la Torati 30:1–10, Kumbukumbu la Torati 30:2–3, Kumbukumbu la Torati 30:6, Kumbukumbu la Torati 30:11, Kumbukumbu la Torati 30:11–20, Kumbukumbu la Torati 30:12, Kumbukumbu la Torati 30:13, Kumbukumbu la Torati 30:14, Kumbukumbu la Torati 30:16, Kumbukumbu la Torati 30:19, Kumbukumbu la Torati 30:20, Kumbukumbu la Torati 31:1, Kumbukumbu la Torati 31:1–8, Kumbukumbu la Torati 31:1–29, Kumbukumbu la Torati 31:3, Kumbukumbu la Torati 31:4, Kumbukumbu la Torati 31:6, Kumbukumbu la Torati 31:9, Kumbukumbu la Torati 31:9–13, Kumbukumbu la Torati 31:10, Kumbukumbu la Torati 31:12, Kumbukumbu la Torati 31:14, Kumbukumbu la Torati 31:15, Kumbukumbu la Torati 31:18, Kumbukumbu la Torati 31:19–22, Kumbukumbu la Torati, Kumbukumbu la Torati 31:22, Kumbukumbu la Torati 31:23, Kumbukumbu la Torati 31:26, Kumbukumbu la Torati 31:30–32:47, Kumbukumbu la Torati 32:1, Kumbukumbu la Torati 32:2, Kumbukumbu la Torati 32:4, Kumbukumbu la Torati 32:7, Kumbukumbu la Torati 32:8, Kumbukumbu la Torati 32:9, Kumbukumbu la Torati 32:14, Kumbukumbu la Torati 32:15, Kumbukumbu la Torati 32:16, Kumbukumbu la Torati 32:17, Kumbukumbu la Torati 32:18, Kumbukumbu la Torati 32:20, Kumbukumbu la Torati 32:21, Kumbukumbu la Torati 32:22, Kumbukumbu la Torati 32:27, Kumbukumbu la Torati 32:29, Kumbukumbu la Torati, Kumbukumbu la Torati 32:31, Kumbukumbu la Torati 32:32, Kumbukumbu la Torati 32:34, Kumbukumbu la Torati 32:36, Kumbukumbu la Torati 32:37, Kumbukumbu la Torati 32:38, Kumbukumbu la Torati 32:40, Kumbukumbu la Torati 32:42, Kumbukumbu la Torati 32:47, Kumbukumbu la Torati 32:49, Kumbukumbu la Torati 32:50, Kumbukumbu la Torati 32:51, Kumbukumbu la Torati 33:1–29, Kumbukumbu la Torati 33:2, Kumbukumbu la Torati 33:3, Kumbukumbu la Torati 33:4, Kumbukumbu la Torati 33:6, Kumbukumbu la Torati 33:7, Kumbukumbu la Torati 33:8, Kumbukumbu la Torati 33:9, Kumbukumbu la Torati 33:10, Kumbukumbu la Torati 33:12, Kumbukumbu la Torati 33:13–17, Kumbukumbu la Torati 33:16, Kumbukumbu la Torati 33:17, Kumbukumbu la Torati 33:18, Kumbukumbu la Torati 33:19, Kumbukumbu la Torati 33:20, Kumbukumbu la Torati 33:21, Kumbukumbu la Torati 33:22, Kumbukumbu la Torati 33:23, Kumbukumbu la Torati 33:24, Kumbukumbu la Torati 33:26, Kumbukumbu la Torati 33:27, Kumbukumbu la Torati 33:29, Kumbukumbu la Torati 34:1, Kumbukumbu la Torati 34:1–12, Kumbukumbu la Torati 34:2, Kumbukumbu la Torati 34:3, Kumbukumbu la Torati 34:6, Kumbukumbu la Torati 34:7, Kumbukumbu la Torati 34:9, Kumbukumbu la Torati 34:10, Kumbukumbu la Torati 34:12</w:t>
+      </w:r>
+      <w:r/>
+    </w:p>
+    <w:p>
+      <w:r/>
+      <w:r>
+        <w:t xml:space="preserve"> </w:t>
+      </w:r>
+      <w:r/>
+      <w:r/>
+    </w:p>
+    <w:p>
+      <w:pPr>
+        <w:sectPr>
           <w:footnotePr>
             <w:numRestart w:val="eachSect"/>
           </w:footnotePr>

--- a/swh/docx/05.content.docx
+++ b/swh/docx/05.content.docx
@@ -163,13 +163,6 @@
         <w:rPr>
           <w:lang w:val="sw_KE" w:bidi="sw_KE"/>
         </w:rPr>
-      </w:r>
-      <w:r>
-        <w:rPr>
-          <w:i/>
-          <w:lang w:val="sw_KE" w:bidi="sw_KE"/>
-        </w:rPr>
-        <w:t>Kumbukumbu la Torati 1:1, Kumbukumbu la Torati 1:1–5, Kumbukumbu la Torati 1:2, Kumbukumbu la Torati 1:4, Kumbukumbu la Torati, Kumbukumbu la Torati 1:7, Kumbukumbu la Torati 1:8, Kumbukumbu la Torati :9–18, Kumbukumbu la Torati 1:10, Kumbukumbu la Torati 1:13, Kumbukumbu la Torati 1:15, Kumbukumbu la Torati 1:16–17, Kumbukumbu la Torati 1:19, Kumbukumbu la Torati 1:19–25, Kumbukumbu la Torati 1:24–25, Kumbukumbu la Torati, Kumbukumbu la Torati 1:28, Kumbukumbu la Torati 1:30, Kumbukumbu la Torati 1:31, Kumbukumbu la Torati 1:33, Kumbukumbu la Torati 1:36, Kumbukumbu la Torati 1:37, Kumbukumbu la Torati 1:44, Kumbukumbu la Torati 2:1, Kumbukumbu la Torati 2:2–25, Kumbukumbu la Torati 2:5, Kumbukumbu la Torati 2:8, Kumbukumbu la Torati 2:9, Kumbukumbu la Torati 2:10, Kumbukumbu la Torati 2:11, Kumbukumbu la Torati 2:12, Kumbukumbu la Torati 2:13, Kumbukumbu la Torati 2:19, Kumbukumbu la Torati 2:20–21, Kumbukumbu la Torati 2:23, Kumbukumbu la Torati 2:24, Kumbukumbu la Torati 2:26, Kumbukumbu la Torati 2:26–37, Kumbukumbu la Torati 2:30, Kumbukumbu la Torati 2:34, Kumbukumbu la Torati 2:36, Kumbukumbu ya Torati 2:37, Kumbukumbu la Torati 3:1–11, Kumbukumbu la Torati 3:4, Kumbukumbu la Torati 3:8, Kumbukumbu la Torati 3:9, Kumbukumbu la Torati 3:11, Kumbukumbu la Torati 3:12, Kumbukumbu la Torati 3:12–20, Kumbukumbu la Torati 3:13, Kumbukumbu la Torati 3:14, Kumbukumbu la Torati 3:15, Kumbukumbu la Torati 3:17, Kumbukumbu la Torati 3:21, Kumbukumbu la Torati 3:21–29, Kumbukumbu la Torati 3:24, Kumbukumbu la Torati 3:29, Kumbukumbu la Torati 4:1, Kumbukumbu la Torati 4:1–40, Kumbukumbu la Torati 4:3, Kumbukumbu la Torati 4:6, Kumbukumbu la Torati 4:8, Kumbukumbu la Torati 4:11, Kumbukumbu la Torati 4:13, Kumbukumbu la Torati 4:15, Kumbukumbu la Torati 4:16, Kumbukumbu la Torati 4:19, Kumbukumbu la Torati 4:20, Kumbukumbu la Torati 4:24, Kumbukumbu la Torati 4:26, Kumbukumbu la Torati 4:27, Kumbukumbu la Torati 4:30, Kumbukumbu la Torati 4:34, Kumbukumbu la Torati 4:36, Kumbukumbu la Torati 4:39, Kumbukumbu la Torati 4:40, Kumbukumbu la Torati 4:41–43, Kumbukumbu la Torati 4:41–49, Kumbukumbu la Torati 4:43, Kumbukumbu la Torati 4:44, Kumbukumbu la Torati 4:48, Kumbukumbu la Torati 4:49, Kumbukumbu la Torati 5:1, Kumbukumbu la Torati 5:1–32, Kumbukumbu la Torati 5:1–26.19, Kumbukumbu la Torati 5:9, Kumbukumbu la Torati 5:10, Kumbukumbu la Torati 5:11, Kumbukumbu la Torati 5:12, Deuteronomy 5:15, Kumbukumbu la Torati 5:16, Kumbukumbu la Torati 5:16–20, Usiue., Kumbukumbu la Torati 5:18, Kumbukumbu la Torati 5:21, Kumbukumbu la Torati 5:33, Deuteronomi 6:1, Kumbukumbu la Torati 6:1–25, Kumbukumbu la Torati 6:2, Kumbukumbu la Torati 6:3, Kumbukumbu la Torati 6:4, Kumbukumbu la Torati 6:4–5, Kumbukumbu la Torati 6:5, Kumbukumbu la Torati 6:7, Kumbukumbu la Torati 6:8, Kumbukumbu la Torati 6:9, Kumbukumbu la Torati 6:13, Kumbukumbu la Torati 6:16, Kumbukumbu la Torati 6:21, Kumbukumbu la Torati 6:22, Kumbukumbu la Torati 6:25, Kumbukumbu la Torati 7:1, Kumbukumbu la Torati 7:1–26, Kumbukumbu la Torati 7:5, Kumbukumbu la Torati 7:6, Kumbukumbu la Torati 7:9, Kumbukumbu la Torati 7:12, Kumbukumbu la Torati 7:15, Kumbukumbu la Torati 7:19, Kumbukumbu la Torati 7:20, Kumbukumbu la Torati 7:21, Kumbukumbu la Torati 7:24, Kumbukumbu la Torati 7:25–26, Kumbukumbu la Torati 7:26, Kumbukumbu la Torati 8:1–20, Kumbukumbu la Torati 8:2, Kumbukumbu la Torati 8:3, Kumbukumbu la Torati 8:9, Kumbukumbu la Torati 8:15, Kumbukumbu la Torati 8:18, Kumbukumbu la Torati 9:1, Kumbukumbu la Torati 9:3, Kumbukumbu la Torati 9:5, Kumbukumbu la Torati 9:6, Kumbukumbu la Torati 9:9, Kumbukumbu la Torati 9:10, Kumbukumbu la Torati 9:12, Kumbukumbu la Torati 9:14, Kumbukumbu la Torati 9:16, Kumbukumbu la Torati 9:22, Kumbukumbu la Torati 9:23, Kumbukumbu la Torati 9:26, Kumbukumbu la Torati 9:27, Kumbukumbu la Torati 10:1, Kumbukumbu la Torati 10:3, Kumbukumbu la Torati 10:5, Kumbukumbu la Torati 10:12–13, Kumbukumbu la Torati 10:16, Kumbukumbu la Torati 10:17, Kumbukumbu la Torati 10:18, Kumbukumbu la Torati 11:4, Kumbukumbu la Torati 11:6, Kumbukumbu la Torati 11:8–32, Kumbukumbu la Torati 11:12, Kumbukumbu la Torati 11:24, Kumbukumbu la Torati 11:26, Kumbukumbu la Torati 11:29, Kumbukumbu la Torati 11:30, Kumbukumbu la Torati 12:1–26.15, Kumbukumbu la Torati 12:2, Kumbukumbu la Torati 12:3, Kumbukumbu la Torati 12:5, Kumbukumbu la Torati 12:6, Kumbukumbu la Torati 12:8, Kumbukumbu la Torati 12:12, Kumbukumbu la Torati 12:15, Kumbukumbu la Torati 12:16, Kumbukumbu la Torati 12:18, Kumbukumbu la Torati 12:21, Kumbukumbu la Torati 12:23, Kumbukumbu la Torati 12:27, Kumbukumbu la Torati 12:31, Kumbukumbu la Torati 13:1, Kumbukumbu la Torati 13:1–18, Kumbukumbu la Torati 13:5, Kumbukumbu la Torati 13:6, Kumbukumbu la Torati 13:9, Kumbukumbu la Torati 13:13, Kumbukumbu la Torati 13:14, Kumbukumbu la Torati 13:16, Kumbukumbu la Torati 14:1, Kumbukumbu la Torati 14:1–21, Kumbukumbu la Torati 14:2, Kumbukumbu la Torati 14:6, Kumbukumbu la Torati 14:7, Kumbukumbu la Torati 14:8, Kumbukumbu la Torati 14:11–18, Kumbukumbu la Torati 14:19–20, Kumbukumbu la Torati 14:21, Kumbukumbu la Torati 14:22–27, Kumbukumbu la Torati 14:23, Kumbukumbu la Torati 14:26, Kumbukumbu la Torati 14:27, Kumbukumbu la Torati 14:28, Deuteronomi 15:1, Kumbukumbu la Torati 15:1–23, Kumbukumbu la Torati 15:2, Kumbukumbu la Torati 15:4, Kumbukumbu la Torati 15:6, Kumbukumbu la Torati 15:11, Kumbukumbu la Torati 15:12, Kumbukumbu la Torati 15:16, Kumbukumbu la Torati 15:17, Kumbukumbu la Torati 15:18, Kumbukumbu la Torati 15:19, Kumbukumbu la Torati 15:21, Kumbukumbu la Torati 15:23, Kumbukumbu la Torati 16:1–8, Kumbukumbu la Torati 16:2, Kumbukumbu la Torati 16:3, Kumbukumbu la Torati 16:10, Kumbukumbu la Torati 16:13–17, Kumbukumbu la Torati 16:16, Kumbukumbu la Torati 16:18, Kumbukumbu la Torati 16:18–17:13, Kumbukumbu la Torati 16:19, Kumbukumbu la Torati 16:21–22, Kumbukumbu la Torati 17:1, Kumbukumbu la Torati 17:3, Kumbukumbu la Torati 17:4, Kumbukumbu la Torati 17:5, Kumbukumbu la Torati 17:7, Kumbukumbu la Torati 17:8, Kumbukumbu la Torati 17:9, Kumbukumbu la Torati 17:11, Kumbukumbu la Torati 17:12, Kumbukumbu la Torati 17:15, Kumbukumbu la Torati 17:16, Kumbukumbu la Torati 17:17, Kumbukumbu la Torati 17:18, Kumbukumbu la Torati 18:1, Kumbukumbu la Torati 18:2, Kumbukumbu la Torati 18:3, Kumbukumbu la Torati 18:8, Kumbukumbu la Torati 18:10, Kumbukumbu la Torati 18:11, Kumbukumbu la Torati 18:15, Kumbukumbu la Torati 18:18, Kumbukumbu la Torati 18:19, Kumbukumbu la Torati 18:22, Kumbukumbu la Torati, Kumbukumbu la Torati 19:2, Kumbukumbu la Torati 19:4, Kumbukumbu la Torati 19:6, Kumbukumbu la Torati 19:9, Kumbukumbu la Torati 19:11, Kumbukumbu la Torati 19:13, Kumbukumbu la Torati 19:15, Kumbukumbu la Torati 19:21, Kumbukumbu la Torati 20:4, Kumbukumbu la Torati 20:7, Kumbukumbu la Torati 20:10–15, Kumbukumbu la Torati 20:11, Kumbukumbu la Torati 20:15, Kumbukumbu la Torati 20:19, Kumbukumbu la Torati 20:20, Kumbukumbu la Torati 21:1, Kumbukumbu la Torati 21:1–9, Kumbukumbu la Torati 21:3–8, Kumbukumbu la Torati 21:4, Kumbukumbu la Torati 21:6, Kumbukumbu la Torati 21:12, Kumbukumbu la Torati 21:13, Kumbukumbu la Torati 21:14, Kumbukumbu la Torati 21:15–17, Kumbukumbu la Torati 21:20, Kumbukumbu la Torati 21:22, Deuteronomy 21:23, Kumbukumbu la Torati 22:1, Kumbukumbu la Torati 22:5, Kumbukumbu la Torati 22:9, Kumbukumbu la Torati 22:10, Kumbukumbu la Torati 22:11, Kumbukumbu la Torati 22:12, Kumbukumbu la Torati 22:14, Kumbukumbu la Torati 22:15, Kumbukumbu la Torati 22:17, Kumbukumbu la Torati 22:19, Kumbukumbu la Torati 22:21, Kumbukumbu la Torati 22:24, Kumbukumbu la Torati 22:29, Kumbukumbu la Torati 22:30, Kumbukumbu la Torati 23:1, Kumbukumbu la Torati 23:3, Kumbukumbu la Torati 23:4, Kumbukumbu la Torati 23:7, Kumbukumbu la Torati 23:8, Kumbukumbu la Torati 23:10, Kumbukumbu la Torati 23:12, Kumbukumbu la Torati 23:13, Kumbukumbu la Torati 23:14, Kumbukumbu la Torati 23:17, Kumbukumbu la Torati 23:18, Kumbukumbu la Torati 23:19–20, Kumbukumbu la Torati 23:24, Kumbukumbu la Torati 24:1, Kumbukumbu la Torati 24:4, Kumbukumbu la Torati 24:6, Kumbukumbu la Torati 24:8, Kumbukumbu la Torati 24:11, Kumbukumbu la Torati 24:13, Kumbukumbu la Torati 24:17, Kumbukumbu la Torati 25:3, Kumbukumbu la Torati 25:4, Kumbukumbu la Torati 25:5, Kumbukumbu la Torati 25:9, Kumbukumbu la Torati 25:10, Kumbukumbu la Torati 25:11–12, Kumbukumbu la Torati 25:13–14, Kumbukumbu la Torati 25:17, Kumbukumbu la Torati 25:19, Kumbukumbu la Torati 26:1–15, Kumbukumbu la Torati 26:5, Kumbukumbu la Torati 26:11, Deuteronomy 26:12, Kumbukumbu la Torati 26:13, Kumbukumbu la Torati 26:14, Kumbukumbu la Torati 26:16, Kumbukumbu la Torati 26:16–19, Kumbukumbu la Torati 27:3, Kumbukumbu la Torati 27:4, Kumbukumbu la Torati 27:5, Kumbukumbu la Torati 27:7, Kumbukumbu la Torati 27:9, Kumbukumbu la Torati, Kumbukumbu la Torati 27:13, Kumbukumbu la Torati 27:14, Kumbukumbu la Torati 27:15, Kumbukumbu la Torati 27:16, Kumbukumbu la Torati 27:17, Kumbukumbu la Torati 27:18, Kumbukumbu la Torati 27:19, Kumbukumbu la Torati 27:20, Kumbukumbu la Torati 27:22, Kumbukumbu la Torati, Kumbukumbu la Torati 28:5, Kumbukumbu la Torati 28:7, Kumbukumbu la Torati 28:10, Kumbukumbu la Torati 28:12, Kumbukumbu la Torati 28:13, Kumbukumbu la Torati 28:17, Kumbukumbu la Torati 28:21, Kumbukumbu la Torati 28:22, Kumbukumbu la Torati 28:23, Kumbukumbu la Torati 28:24, Kumbukumbu la Torati 28:25, Kumbukumbu la Torati 28:27, Kumbukumbu la Torati 28:36, Kumbukumbu la Torati 28:43, Kumbukumbu la Torati 28:44, Kumbukumbu la Torati 28:46, Kumbukumbu la Torati 28:48, Kumbukumbu la Torati 28:49, Kumbukumbu la Torati 28:50, Kumbukumbu la Torati 28:54, Kumbukumbu la Torati 28:56, Kumbukumbu la Torati, Kumbukumbu la Torati 28:58, Kumbukumbu la Torati 28:60, Kumbukumbu la Torati 28:64, Kumbukumbu la Torati 28:68, Kumbukumbu la Torati 29:1, Kumbukumbu la Torati 29:2–30:20, Kumbukumbu la Torati 29:6, Kumbukumbu la Torati 29:7, Kumbukumbu la Torati 29:8, Kumbukumbu la Torati 29:11, Kumbukumbu la Torati 29:12, Kumbukumbu la Torati 29:15, Kumbukumbu la Torati 29:17, Kumbukumbu la Torati 29:18, Kumbukumbu la Torati 29:19, Kumbukumbu la Torati 29:20, Kumbukumbu la Torati 29:21, Kumbukumbu la Torati 29:23, Kumbukumbu la Torati 29:25–28, Kumbukumbu la Torati 29:27, Kumbukumbu la Torati 29:29, Kumbukumbu la Torati 30:1, Kumbukumbu la Torati 30:1–10, Kumbukumbu la Torati 30:2–3, Kumbukumbu la Torati 30:6, Kumbukumbu la Torati 30:11, Kumbukumbu la Torati 30:11–20, Kumbukumbu la Torati 30:12, Kumbukumbu la Torati 30:13, Kumbukumbu la Torati 30:14, Kumbukumbu la Torati 30:16, Kumbukumbu la Torati 30:19, Kumbukumbu la Torati 30:20, Kumbukumbu la Torati 31:1, Kumbukumbu la Torati 31:1–8, Kumbukumbu la Torati 31:1–29, Kumbukumbu la Torati 31:3, Kumbukumbu la Torati 31:4, Kumbukumbu la Torati 31:6, Kumbukumbu la Torati 31:9, Kumbukumbu la Torati 31:9–13, Kumbukumbu la Torati 31:10, Kumbukumbu la Torati 31:12, Kumbukumbu la Torati 31:14, Kumbukumbu la Torati 31:15, Kumbukumbu la Torati 31:18, Kumbukumbu la Torati 31:19–22, Kumbukumbu la Torati, Kumbukumbu la Torati 31:22, Kumbukumbu la Torati 31:23, Kumbukumbu la Torati 31:26, Kumbukumbu la Torati 31:30–32:47, Kumbukumbu la Torati 32:1, Kumbukumbu la Torati 32:2, Kumbukumbu la Torati 32:4, Kumbukumbu la Torati 32:7, Kumbukumbu la Torati 32:8, Kumbukumbu la Torati 32:9, Kumbukumbu la Torati 32:14, Kumbukumbu la Torati 32:15, Kumbukumbu la Torati 32:16, Kumbukumbu la Torati 32:17, Kumbukumbu la Torati 32:18, Kumbukumbu la Torati 32:20, Kumbukumbu la Torati 32:21, Kumbukumbu la Torati 32:22, Kumbukumbu la Torati 32:27, Kumbukumbu la Torati 32:29, Kumbukumbu la Torati, Kumbukumbu la Torati 32:31, Kumbukumbu la Torati 32:32, Kumbukumbu la Torati 32:34, Kumbukumbu la Torati 32:36, Kumbukumbu la Torati 32:37, Kumbukumbu la Torati 32:38, Kumbukumbu la Torati 32:40, Kumbukumbu la Torati 32:42, Kumbukumbu la Torati 32:47, Kumbukumbu la Torati 32:49, Kumbukumbu la Torati 32:50, Kumbukumbu la Torati 32:51, Kumbukumbu la Torati 33:1–29, Kumbukumbu la Torati 33:2, Kumbukumbu la Torati 33:3, Kumbukumbu la Torati 33:4, Kumbukumbu la Torati 33:6, Kumbukumbu la Torati 33:7, Kumbukumbu la Torati 33:8, Kumbukumbu la Torati 33:9, Kumbukumbu la Torati 33:10, Kumbukumbu la Torati 33:12, Kumbukumbu la Torati 33:13–17, Kumbukumbu la Torati 33:16, Kumbukumbu la Torati 33:17, Kumbukumbu la Torati 33:18, Kumbukumbu la Torati 33:19, Kumbukumbu la Torati 33:20, Kumbukumbu la Torati 33:21, Kumbukumbu la Torati 33:22, Kumbukumbu la Torati 33:23, Kumbukumbu la Torati 33:24, Kumbukumbu la Torati 33:26, Kumbukumbu la Torati 33:27, Kumbukumbu la Torati 33:29, Kumbukumbu la Torati 34:1, Kumbukumbu la Torati 34:1–12, Kumbukumbu la Torati 34:2, Kumbukumbu la Torati 34:3, Kumbukumbu la Torati 34:6, Kumbukumbu la Torati 34:7, Kumbukumbu la Torati 34:9, Kumbukumbu la Torati 34:10, Kumbukumbu la Torati 34:12</w:t>
       </w:r>
       <w:r>
         <w:rPr>

--- a/swh/docx/05.content.docx
+++ b/swh/docx/05.content.docx
@@ -150,19 +150,6 @@
           <w:lang w:val="sw_KE" w:bidi="sw_KE"/>
         </w:rPr>
         <w:t>DEU</w:t>
-      </w:r>
-      <w:r>
-        <w:rPr>
-          <w:lang w:val="sw_KE" w:bidi="sw_KE"/>
-        </w:rPr>
-      </w:r>
-    </w:p>
-    <w:p>
-      <w:pPr/>
-      <w:r>
-        <w:rPr>
-          <w:lang w:val="sw_KE" w:bidi="sw_KE"/>
-        </w:rPr>
       </w:r>
       <w:r>
         <w:rPr>

--- a/swh/docx/05.content.docx
+++ b/swh/docx/05.content.docx
@@ -19,7 +19,7 @@
         <w:rPr>
           <w:lang w:val="sw_KE" w:bidi="sw_KE"/>
         </w:rPr>
-        <w:t>Resource: Maelezo ya Masomo (Tyndale)</w:t>
+        <w:t>Resource: Tyndale Open Study Notes</w:t>
       </w:r>
       <w:r>
         <w:rPr>
@@ -112,7 +112,7 @@
         <w:rPr>
           <w:lang w:val="sw_KE" w:bidi="sw_KE"/>
         </w:rPr>
-        <w:t>Maelezo ya Masomo (Tyndale)</w:t>
+        <w:t>Tyndale Open Study Notes</w:t>
       </w:r>
     </w:p>
     <w:p>

--- a/swh/docx/05.content.docx
+++ b/swh/docx/05.content.docx
@@ -19,7 +19,7 @@
         <w:rPr>
           <w:lang w:val="sw_KE" w:bidi="sw_KE"/>
         </w:rPr>
-        <w:t>Resource: Tyndale Open Study Notes</w:t>
+        <w:t>Resource: Aquifer Open Study Notes</w:t>
       </w:r>
       <w:r>
         <w:rPr>
@@ -112,7 +112,7 @@
         <w:rPr>
           <w:lang w:val="sw_KE" w:bidi="sw_KE"/>
         </w:rPr>
-        <w:t>Tyndale Open Study Notes</w:t>
+        <w:t>Aquifer Open Study Notes</w:t>
       </w:r>
     </w:p>
     <w:p>
